--- a/Fase 2/Evidencias Grupales/2.3_APT122_FormativaAvance Fase2.docx
+++ b/Fase 2/Evidencias Grupales/2.3_APT122_FormativaAvance Fase2.docx
@@ -585,7 +585,7 @@
     </w:p>
     <w:sdt>
       <w:sdtPr>
-        <w:id w:val="485387317"/>
+        <w:id w:val="-884965674"/>
         <w:docPartObj>
           <w:docPartGallery w:val="Table of Contents"/>
           <w:docPartUnique w:val="1"/>
@@ -598,7 +598,7 @@
             <w:tabs>
               <w:tab w:val="right" w:leader="none" w:pos="12000"/>
             </w:tabs>
-            <w:spacing w:before="60" w:line="240" w:lineRule="auto"/>
+            <w:spacing w:before="60" w:line="360" w:lineRule="auto"/>
             <w:rPr>
               <w:rFonts w:ascii="Arial" w:cs="Arial" w:eastAsia="Arial" w:hAnsi="Arial"/>
               <w:b w:val="1"/>
@@ -651,7 +651,7 @@
             <w:tabs>
               <w:tab w:val="right" w:leader="none" w:pos="12000"/>
             </w:tabs>
-            <w:spacing w:before="60" w:line="240" w:lineRule="auto"/>
+            <w:spacing w:before="60" w:line="360" w:lineRule="auto"/>
             <w:rPr>
               <w:rFonts w:ascii="Arial" w:cs="Arial" w:eastAsia="Arial" w:hAnsi="Arial"/>
               <w:b w:val="1"/>
@@ -699,7 +699,7 @@
             <w:tabs>
               <w:tab w:val="right" w:leader="none" w:pos="12000"/>
             </w:tabs>
-            <w:spacing w:before="60" w:line="240" w:lineRule="auto"/>
+            <w:spacing w:before="60" w:line="360" w:lineRule="auto"/>
             <w:ind w:left="360" w:firstLine="0"/>
             <w:rPr>
               <w:rFonts w:ascii="Arial" w:cs="Arial" w:eastAsia="Arial" w:hAnsi="Arial"/>
@@ -748,7 +748,7 @@
             <w:tabs>
               <w:tab w:val="right" w:leader="none" w:pos="12000"/>
             </w:tabs>
-            <w:spacing w:before="60" w:line="240" w:lineRule="auto"/>
+            <w:spacing w:before="60" w:line="360" w:lineRule="auto"/>
             <w:ind w:left="360" w:firstLine="0"/>
             <w:rPr>
               <w:rFonts w:ascii="Arial" w:cs="Arial" w:eastAsia="Arial" w:hAnsi="Arial"/>
@@ -797,7 +797,7 @@
             <w:tabs>
               <w:tab w:val="right" w:leader="none" w:pos="12000"/>
             </w:tabs>
-            <w:spacing w:before="60" w:line="240" w:lineRule="auto"/>
+            <w:spacing w:before="60" w:line="360" w:lineRule="auto"/>
             <w:ind w:left="360" w:firstLine="0"/>
             <w:rPr>
               <w:rFonts w:ascii="Arial" w:cs="Arial" w:eastAsia="Arial" w:hAnsi="Arial"/>
@@ -846,7 +846,7 @@
             <w:tabs>
               <w:tab w:val="right" w:leader="none" w:pos="12000"/>
             </w:tabs>
-            <w:spacing w:before="60" w:line="240" w:lineRule="auto"/>
+            <w:spacing w:before="60" w:line="360" w:lineRule="auto"/>
             <w:ind w:left="360" w:firstLine="0"/>
             <w:rPr>
               <w:rFonts w:ascii="Arial" w:cs="Arial" w:eastAsia="Arial" w:hAnsi="Arial"/>
@@ -895,7 +895,7 @@
             <w:tabs>
               <w:tab w:val="right" w:leader="none" w:pos="12000"/>
             </w:tabs>
-            <w:spacing w:before="60" w:line="240" w:lineRule="auto"/>
+            <w:spacing w:before="60" w:line="360" w:lineRule="auto"/>
             <w:rPr>
               <w:rFonts w:ascii="Arial" w:cs="Arial" w:eastAsia="Arial" w:hAnsi="Arial"/>
               <w:b w:val="1"/>
@@ -943,7 +943,7 @@
             <w:tabs>
               <w:tab w:val="right" w:leader="none" w:pos="12000"/>
             </w:tabs>
-            <w:spacing w:before="60" w:line="240" w:lineRule="auto"/>
+            <w:spacing w:before="60" w:line="360" w:lineRule="auto"/>
             <w:ind w:left="360" w:firstLine="0"/>
             <w:rPr>
               <w:rFonts w:ascii="Arial" w:cs="Arial" w:eastAsia="Arial" w:hAnsi="Arial"/>
@@ -992,7 +992,7 @@
             <w:tabs>
               <w:tab w:val="right" w:leader="none" w:pos="12000"/>
             </w:tabs>
-            <w:spacing w:before="60" w:line="240" w:lineRule="auto"/>
+            <w:spacing w:before="60" w:line="360" w:lineRule="auto"/>
             <w:ind w:left="360" w:firstLine="0"/>
             <w:rPr>
               <w:rFonts w:ascii="Arial" w:cs="Arial" w:eastAsia="Arial" w:hAnsi="Arial"/>
@@ -1041,7 +1041,7 @@
             <w:tabs>
               <w:tab w:val="right" w:leader="none" w:pos="12000"/>
             </w:tabs>
-            <w:spacing w:before="60" w:line="240" w:lineRule="auto"/>
+            <w:spacing w:before="60" w:line="360" w:lineRule="auto"/>
             <w:ind w:left="360" w:firstLine="0"/>
             <w:rPr>
               <w:rFonts w:ascii="Arial" w:cs="Arial" w:eastAsia="Arial" w:hAnsi="Arial"/>
@@ -1090,7 +1090,7 @@
             <w:tabs>
               <w:tab w:val="right" w:leader="none" w:pos="12000"/>
             </w:tabs>
-            <w:spacing w:before="60" w:line="240" w:lineRule="auto"/>
+            <w:spacing w:before="60" w:line="360" w:lineRule="auto"/>
             <w:rPr>
               <w:rFonts w:ascii="Arial" w:cs="Arial" w:eastAsia="Arial" w:hAnsi="Arial"/>
               <w:b w:val="1"/>
@@ -1138,7 +1138,7 @@
             <w:tabs>
               <w:tab w:val="right" w:leader="none" w:pos="12000"/>
             </w:tabs>
-            <w:spacing w:before="60" w:line="240" w:lineRule="auto"/>
+            <w:spacing w:before="60" w:line="360" w:lineRule="auto"/>
             <w:rPr>
               <w:rFonts w:ascii="Arial" w:cs="Arial" w:eastAsia="Arial" w:hAnsi="Arial"/>
               <w:b w:val="1"/>
@@ -1186,7 +1186,7 @@
             <w:tabs>
               <w:tab w:val="right" w:leader="none" w:pos="12000"/>
             </w:tabs>
-            <w:spacing w:before="60" w:line="240" w:lineRule="auto"/>
+            <w:spacing w:before="60" w:line="360" w:lineRule="auto"/>
             <w:ind w:left="360" w:firstLine="0"/>
             <w:rPr>
               <w:rFonts w:ascii="Arial" w:cs="Arial" w:eastAsia="Arial" w:hAnsi="Arial"/>
@@ -1235,7 +1235,7 @@
             <w:tabs>
               <w:tab w:val="right" w:leader="none" w:pos="12000"/>
             </w:tabs>
-            <w:spacing w:before="60" w:line="240" w:lineRule="auto"/>
+            <w:spacing w:before="60" w:line="360" w:lineRule="auto"/>
             <w:ind w:left="360" w:firstLine="0"/>
             <w:rPr>
               <w:rFonts w:ascii="Arial" w:cs="Arial" w:eastAsia="Arial" w:hAnsi="Arial"/>
@@ -1284,7 +1284,7 @@
             <w:tabs>
               <w:tab w:val="right" w:leader="none" w:pos="12000"/>
             </w:tabs>
-            <w:spacing w:before="60" w:line="240" w:lineRule="auto"/>
+            <w:spacing w:before="60" w:line="360" w:lineRule="auto"/>
             <w:ind w:left="360" w:firstLine="0"/>
             <w:rPr>
               <w:rFonts w:ascii="Arial" w:cs="Arial" w:eastAsia="Arial" w:hAnsi="Arial"/>
@@ -1333,7 +1333,7 @@
             <w:tabs>
               <w:tab w:val="right" w:leader="none" w:pos="12000"/>
             </w:tabs>
-            <w:spacing w:before="60" w:line="240" w:lineRule="auto"/>
+            <w:spacing w:before="60" w:line="360" w:lineRule="auto"/>
             <w:ind w:left="360" w:firstLine="0"/>
             <w:rPr>
               <w:rFonts w:ascii="Arial" w:cs="Arial" w:eastAsia="Arial" w:hAnsi="Arial"/>
@@ -1382,7 +1382,7 @@
             <w:tabs>
               <w:tab w:val="right" w:leader="none" w:pos="12000"/>
             </w:tabs>
-            <w:spacing w:before="60" w:line="240" w:lineRule="auto"/>
+            <w:spacing w:before="60" w:line="360" w:lineRule="auto"/>
             <w:ind w:left="360" w:firstLine="0"/>
             <w:rPr>
               <w:rFonts w:ascii="Arial" w:cs="Arial" w:eastAsia="Arial" w:hAnsi="Arial"/>
@@ -1431,7 +1431,7 @@
             <w:tabs>
               <w:tab w:val="right" w:leader="none" w:pos="12000"/>
             </w:tabs>
-            <w:spacing w:before="60" w:line="240" w:lineRule="auto"/>
+            <w:spacing w:before="60" w:line="360" w:lineRule="auto"/>
             <w:ind w:left="360" w:firstLine="0"/>
             <w:rPr>
               <w:rFonts w:ascii="Arial" w:cs="Arial" w:eastAsia="Arial" w:hAnsi="Arial"/>
@@ -1480,7 +1480,7 @@
             <w:tabs>
               <w:tab w:val="right" w:leader="none" w:pos="12000"/>
             </w:tabs>
-            <w:spacing w:before="60" w:line="240" w:lineRule="auto"/>
+            <w:spacing w:before="60" w:line="360" w:lineRule="auto"/>
             <w:rPr>
               <w:rFonts w:ascii="Arial" w:cs="Arial" w:eastAsia="Arial" w:hAnsi="Arial"/>
               <w:b w:val="1"/>
@@ -1528,7 +1528,7 @@
             <w:tabs>
               <w:tab w:val="right" w:leader="none" w:pos="12000"/>
             </w:tabs>
-            <w:spacing w:before="60" w:line="240" w:lineRule="auto"/>
+            <w:spacing w:before="60" w:line="360" w:lineRule="auto"/>
             <w:rPr>
               <w:rFonts w:ascii="Arial" w:cs="Arial" w:eastAsia="Arial" w:hAnsi="Arial"/>
               <w:b w:val="1"/>
@@ -1724,7 +1724,7 @@
         <w:pStyle w:val="Heading2"/>
         <w:keepNext w:val="0"/>
         <w:keepLines w:val="0"/>
-        <w:spacing w:after="80" w:lineRule="auto"/>
+        <w:spacing w:after="80" w:line="360" w:lineRule="auto"/>
         <w:rPr>
           <w:b w:val="1"/>
           <w:sz w:val="34"/>
@@ -1748,7 +1748,7 @@
           <w:ilvl w:val="0"/>
           <w:numId w:val="5"/>
         </w:numPr>
-        <w:spacing w:after="80" w:lineRule="auto"/>
+        <w:spacing w:after="80" w:line="360" w:lineRule="auto"/>
         <w:ind w:left="720" w:hanging="360"/>
         <w:rPr>
           <w:b w:val="1"/>
@@ -1770,7 +1770,7 @@
     </w:p>
     <w:p>
       <w:pPr>
-        <w:spacing w:after="240" w:before="240" w:lineRule="auto"/>
+        <w:spacing w:after="240" w:before="240" w:line="360" w:lineRule="auto"/>
         <w:rPr/>
       </w:pPr>
       <w:r>
@@ -1794,7 +1794,7 @@
         <w:pStyle w:val="Heading3"/>
         <w:keepNext w:val="0"/>
         <w:keepLines w:val="0"/>
-        <w:spacing w:before="280" w:lineRule="auto"/>
+        <w:spacing w:before="280" w:line="360" w:lineRule="auto"/>
         <w:ind w:left="720" w:hanging="360"/>
         <w:rPr>
           <w:b w:val="1"/>
@@ -1821,7 +1821,7 @@
         <w:pStyle w:val="Heading4"/>
         <w:keepNext w:val="0"/>
         <w:keepLines w:val="0"/>
-        <w:spacing w:after="40" w:before="240" w:lineRule="auto"/>
+        <w:spacing w:after="40" w:before="240" w:line="360" w:lineRule="auto"/>
         <w:ind w:left="720" w:hanging="360"/>
         <w:rPr>
           <w:b w:val="1"/>
@@ -1845,7 +1845,7 @@
     </w:p>
     <w:p>
       <w:pPr>
-        <w:spacing w:after="240" w:before="240" w:lineRule="auto"/>
+        <w:spacing w:after="240" w:before="240" w:line="360" w:lineRule="auto"/>
         <w:rPr/>
       </w:pPr>
       <w:r>
@@ -1862,7 +1862,7 @@
         <w:pStyle w:val="Heading4"/>
         <w:keepNext w:val="0"/>
         <w:keepLines w:val="0"/>
-        <w:spacing w:after="40" w:before="240" w:lineRule="auto"/>
+        <w:spacing w:after="40" w:before="240" w:line="360" w:lineRule="auto"/>
         <w:ind w:left="720" w:hanging="360"/>
         <w:rPr>
           <w:b w:val="1"/>
@@ -1886,7 +1886,7 @@
     </w:p>
     <w:p>
       <w:pPr>
-        <w:spacing w:after="240" w:before="240" w:lineRule="auto"/>
+        <w:spacing w:after="240" w:before="240" w:line="360" w:lineRule="auto"/>
         <w:rPr/>
       </w:pPr>
       <w:r>
@@ -1903,7 +1903,7 @@
         <w:pStyle w:val="Heading4"/>
         <w:keepNext w:val="0"/>
         <w:keepLines w:val="0"/>
-        <w:spacing w:after="40" w:before="240" w:lineRule="auto"/>
+        <w:spacing w:after="40" w:before="240" w:line="360" w:lineRule="auto"/>
         <w:ind w:left="720" w:hanging="360"/>
         <w:rPr>
           <w:b w:val="1"/>
@@ -1927,7 +1927,7 @@
     </w:p>
     <w:p>
       <w:pPr>
-        <w:spacing w:after="240" w:before="240" w:lineRule="auto"/>
+        <w:spacing w:after="240" w:before="240" w:line="360" w:lineRule="auto"/>
         <w:rPr/>
       </w:pPr>
       <w:r>
@@ -1944,7 +1944,7 @@
         <w:pStyle w:val="Heading4"/>
         <w:keepNext w:val="0"/>
         <w:keepLines w:val="0"/>
-        <w:spacing w:after="40" w:before="240" w:lineRule="auto"/>
+        <w:spacing w:after="40" w:before="240" w:line="360" w:lineRule="auto"/>
         <w:ind w:left="720" w:hanging="360"/>
         <w:rPr>
           <w:b w:val="1"/>
@@ -1963,6 +1963,7 @@
     </w:p>
     <w:p>
       <w:pPr>
+        <w:spacing w:line="360" w:lineRule="auto"/>
         <w:rPr/>
       </w:pPr>
       <w:r>
@@ -1973,6 +1974,7 @@
     </w:p>
     <w:p>
       <w:pPr>
+        <w:spacing w:line="360" w:lineRule="auto"/>
         <w:rPr/>
       </w:pPr>
       <w:r>
@@ -1983,6 +1985,7 @@
     </w:p>
     <w:p>
       <w:pPr>
+        <w:spacing w:line="360" w:lineRule="auto"/>
         <w:rPr/>
       </w:pPr>
       <w:r>
@@ -1993,6 +1996,7 @@
     </w:p>
     <w:p>
       <w:pPr>
+        <w:spacing w:line="360" w:lineRule="auto"/>
         <w:rPr/>
       </w:pPr>
       <w:r>
@@ -2006,7 +2010,7 @@
         <w:pStyle w:val="Heading4"/>
         <w:keepNext w:val="0"/>
         <w:keepLines w:val="0"/>
-        <w:spacing w:after="40" w:before="240" w:lineRule="auto"/>
+        <w:spacing w:after="40" w:before="240" w:line="360" w:lineRule="auto"/>
         <w:ind w:left="720" w:hanging="360"/>
         <w:rPr>
           <w:b w:val="1"/>
@@ -2030,7 +2034,7 @@
     </w:p>
     <w:p>
       <w:pPr>
-        <w:spacing w:after="240" w:before="240" w:lineRule="auto"/>
+        <w:spacing w:after="240" w:before="240" w:line="360" w:lineRule="auto"/>
         <w:rPr/>
       </w:pPr>
       <w:r>
@@ -2046,7 +2050,7 @@
           <w:ilvl w:val="0"/>
           <w:numId w:val="2"/>
         </w:numPr>
-        <w:spacing w:after="0" w:afterAutospacing="0" w:before="240" w:lineRule="auto"/>
+        <w:spacing w:after="0" w:afterAutospacing="0" w:before="240" w:line="360" w:lineRule="auto"/>
         <w:ind w:left="720" w:hanging="360"/>
         <w:rPr/>
       </w:pPr>
@@ -2064,7 +2068,7 @@
           <w:ilvl w:val="0"/>
           <w:numId w:val="2"/>
         </w:numPr>
-        <w:spacing w:after="0" w:afterAutospacing="0" w:before="0" w:beforeAutospacing="0" w:lineRule="auto"/>
+        <w:spacing w:after="0" w:afterAutospacing="0" w:before="0" w:beforeAutospacing="0" w:line="360" w:lineRule="auto"/>
         <w:ind w:left="720" w:hanging="360"/>
         <w:rPr/>
       </w:pPr>
@@ -2082,7 +2086,7 @@
           <w:ilvl w:val="0"/>
           <w:numId w:val="2"/>
         </w:numPr>
-        <w:spacing w:after="0" w:afterAutospacing="0" w:before="0" w:beforeAutospacing="0" w:lineRule="auto"/>
+        <w:spacing w:after="0" w:afterAutospacing="0" w:before="0" w:beforeAutospacing="0" w:line="360" w:lineRule="auto"/>
         <w:ind w:left="720" w:hanging="360"/>
         <w:rPr/>
       </w:pPr>
@@ -2100,7 +2104,7 @@
           <w:ilvl w:val="0"/>
           <w:numId w:val="2"/>
         </w:numPr>
-        <w:spacing w:after="240" w:before="0" w:beforeAutospacing="0" w:lineRule="auto"/>
+        <w:spacing w:after="240" w:before="0" w:beforeAutospacing="0" w:line="360" w:lineRule="auto"/>
         <w:ind w:left="720" w:hanging="360"/>
         <w:rPr/>
       </w:pPr>
@@ -2121,7 +2125,7 @@
         <w:pStyle w:val="Heading3"/>
         <w:keepNext w:val="0"/>
         <w:keepLines w:val="0"/>
-        <w:spacing w:before="280" w:lineRule="auto"/>
+        <w:spacing w:before="280" w:line="360" w:lineRule="auto"/>
         <w:ind w:left="720" w:hanging="360"/>
         <w:rPr>
           <w:b w:val="1"/>
@@ -2148,7 +2152,7 @@
         <w:pStyle w:val="Heading4"/>
         <w:keepNext w:val="0"/>
         <w:keepLines w:val="0"/>
-        <w:spacing w:after="40" w:before="240" w:lineRule="auto"/>
+        <w:spacing w:after="40" w:before="240" w:line="360" w:lineRule="auto"/>
         <w:ind w:left="720" w:hanging="360"/>
         <w:rPr>
           <w:b w:val="1"/>
@@ -2172,7 +2176,7 @@
     </w:p>
     <w:p>
       <w:pPr>
-        <w:spacing w:after="240" w:before="240" w:lineRule="auto"/>
+        <w:spacing w:after="240" w:before="240" w:line="360" w:lineRule="auto"/>
         <w:rPr/>
       </w:pPr>
       <w:r>
@@ -2187,7 +2191,7 @@
         <w:pStyle w:val="Heading4"/>
         <w:keepNext w:val="0"/>
         <w:keepLines w:val="0"/>
-        <w:spacing w:after="40" w:before="240" w:lineRule="auto"/>
+        <w:spacing w:after="40" w:before="240" w:line="360" w:lineRule="auto"/>
         <w:ind w:left="720" w:hanging="360"/>
         <w:rPr>
           <w:b w:val="1"/>
@@ -2215,7 +2219,7 @@
           <w:ilvl w:val="0"/>
           <w:numId w:val="4"/>
         </w:numPr>
-        <w:spacing w:after="0" w:afterAutospacing="0" w:before="240" w:lineRule="auto"/>
+        <w:spacing w:after="0" w:afterAutospacing="0" w:before="240" w:line="360" w:lineRule="auto"/>
         <w:ind w:left="720" w:hanging="360"/>
       </w:pPr>
       <w:r>
@@ -2239,7 +2243,7 @@
           <w:ilvl w:val="0"/>
           <w:numId w:val="4"/>
         </w:numPr>
-        <w:spacing w:after="0" w:afterAutospacing="0" w:before="0" w:beforeAutospacing="0" w:lineRule="auto"/>
+        <w:spacing w:after="0" w:afterAutospacing="0" w:before="0" w:beforeAutospacing="0" w:line="360" w:lineRule="auto"/>
         <w:ind w:left="720" w:hanging="360"/>
       </w:pPr>
       <w:r>
@@ -2264,7 +2268,7 @@
           <w:ilvl w:val="0"/>
           <w:numId w:val="4"/>
         </w:numPr>
-        <w:spacing w:after="0" w:afterAutospacing="0" w:before="0" w:beforeAutospacing="0" w:lineRule="auto"/>
+        <w:spacing w:after="0" w:afterAutospacing="0" w:before="0" w:beforeAutospacing="0" w:line="360" w:lineRule="auto"/>
         <w:ind w:left="720" w:hanging="360"/>
       </w:pPr>
       <w:r>
@@ -2288,7 +2292,7 @@
           <w:ilvl w:val="0"/>
           <w:numId w:val="4"/>
         </w:numPr>
-        <w:spacing w:after="240" w:before="0" w:beforeAutospacing="0" w:lineRule="auto"/>
+        <w:spacing w:after="240" w:before="0" w:beforeAutospacing="0" w:line="360" w:lineRule="auto"/>
         <w:ind w:left="720" w:hanging="360"/>
       </w:pPr>
       <w:r>
@@ -2311,7 +2315,7 @@
         <w:pStyle w:val="Heading4"/>
         <w:keepNext w:val="0"/>
         <w:keepLines w:val="0"/>
-        <w:spacing w:after="40" w:before="240" w:lineRule="auto"/>
+        <w:spacing w:after="40" w:before="240" w:line="360" w:lineRule="auto"/>
         <w:ind w:left="720" w:hanging="360"/>
         <w:rPr>
           <w:b w:val="1"/>
@@ -2335,7 +2339,7 @@
     </w:p>
     <w:p>
       <w:pPr>
-        <w:spacing w:after="240" w:before="240" w:lineRule="auto"/>
+        <w:spacing w:after="240" w:before="240" w:line="360" w:lineRule="auto"/>
         <w:rPr/>
       </w:pPr>
       <w:r>
@@ -2351,7 +2355,7 @@
           <w:ilvl w:val="0"/>
           <w:numId w:val="1"/>
         </w:numPr>
-        <w:spacing w:after="0" w:afterAutospacing="0" w:before="240" w:lineRule="auto"/>
+        <w:spacing w:after="0" w:afterAutospacing="0" w:before="240" w:line="360" w:lineRule="auto"/>
         <w:ind w:left="720" w:hanging="360"/>
       </w:pPr>
       <w:r>
@@ -2375,7 +2379,7 @@
           <w:ilvl w:val="0"/>
           <w:numId w:val="1"/>
         </w:numPr>
-        <w:spacing w:after="0" w:afterAutospacing="0" w:before="0" w:beforeAutospacing="0" w:lineRule="auto"/>
+        <w:spacing w:after="0" w:afterAutospacing="0" w:before="0" w:beforeAutospacing="0" w:line="360" w:lineRule="auto"/>
         <w:ind w:left="720" w:hanging="360"/>
       </w:pPr>
       <w:r>
@@ -2404,7 +2408,7 @@
           <w:ilvl w:val="0"/>
           <w:numId w:val="1"/>
         </w:numPr>
-        <w:spacing w:after="240" w:before="0" w:beforeAutospacing="0" w:lineRule="auto"/>
+        <w:spacing w:after="240" w:before="0" w:beforeAutospacing="0" w:line="360" w:lineRule="auto"/>
         <w:ind w:left="720" w:hanging="360"/>
       </w:pPr>
       <w:r>
@@ -2436,7 +2440,7 @@
     </w:p>
     <w:p>
       <w:pPr>
-        <w:spacing w:after="240" w:before="240" w:lineRule="auto"/>
+        <w:spacing w:after="240" w:before="240" w:line="360" w:lineRule="auto"/>
         <w:ind w:left="0" w:firstLine="0"/>
         <w:rPr/>
       </w:pPr>
@@ -2451,7 +2455,7 @@
         <w:pStyle w:val="Heading3"/>
         <w:keepNext w:val="0"/>
         <w:keepLines w:val="0"/>
-        <w:spacing w:before="280" w:lineRule="auto"/>
+        <w:spacing w:before="280" w:line="360" w:lineRule="auto"/>
         <w:rPr>
           <w:b w:val="1"/>
           <w:color w:val="000000"/>
@@ -2474,7 +2478,7 @@
     </w:p>
     <w:p>
       <w:pPr>
-        <w:spacing w:after="240" w:before="240" w:lineRule="auto"/>
+        <w:spacing w:after="240" w:before="240" w:line="360" w:lineRule="auto"/>
         <w:rPr/>
       </w:pPr>
       <w:r>
@@ -2486,7 +2490,7 @@
     </w:p>
     <w:p>
       <w:pPr>
-        <w:spacing w:after="240" w:before="240" w:lineRule="auto"/>
+        <w:spacing w:after="240" w:before="240" w:line="360" w:lineRule="auto"/>
         <w:rPr/>
       </w:pPr>
       <w:r>
@@ -2498,7 +2502,7 @@
     </w:p>
     <w:p>
       <w:pPr>
-        <w:spacing w:after="240" w:before="240" w:lineRule="auto"/>
+        <w:spacing w:after="240" w:before="240" w:line="360" w:lineRule="auto"/>
         <w:rPr/>
       </w:pPr>
       <w:r>
@@ -2512,7 +2516,7 @@
         <w:pStyle w:val="Heading3"/>
         <w:keepNext w:val="0"/>
         <w:keepLines w:val="0"/>
-        <w:spacing w:before="280" w:lineRule="auto"/>
+        <w:spacing w:before="280" w:line="360" w:lineRule="auto"/>
         <w:rPr>
           <w:b w:val="1"/>
           <w:color w:val="000000"/>
@@ -2538,7 +2542,7 @@
         <w:pStyle w:val="Heading4"/>
         <w:keepNext w:val="0"/>
         <w:keepLines w:val="0"/>
-        <w:spacing w:after="40" w:before="240" w:lineRule="auto"/>
+        <w:spacing w:after="40" w:before="240" w:line="360" w:lineRule="auto"/>
         <w:rPr>
           <w:b w:val="1"/>
           <w:color w:val="000000"/>
@@ -2561,7 +2565,7 @@
     </w:p>
     <w:p>
       <w:pPr>
-        <w:spacing w:after="240" w:before="240" w:lineRule="auto"/>
+        <w:spacing w:after="240" w:before="240" w:line="360" w:lineRule="auto"/>
         <w:rPr/>
       </w:pPr>
       <w:r>
@@ -2592,7 +2596,7 @@
           <w:ilvl w:val="0"/>
           <w:numId w:val="3"/>
         </w:numPr>
-        <w:spacing w:after="0" w:afterAutospacing="0" w:before="240" w:lineRule="auto"/>
+        <w:spacing w:after="0" w:afterAutospacing="0" w:before="240" w:line="360" w:lineRule="auto"/>
         <w:ind w:left="720" w:hanging="360"/>
       </w:pPr>
       <w:r>
@@ -2616,7 +2620,7 @@
           <w:ilvl w:val="0"/>
           <w:numId w:val="3"/>
         </w:numPr>
-        <w:spacing w:after="0" w:afterAutospacing="0" w:before="0" w:beforeAutospacing="0" w:lineRule="auto"/>
+        <w:spacing w:after="0" w:afterAutospacing="0" w:before="0" w:beforeAutospacing="0" w:line="360" w:lineRule="auto"/>
         <w:ind w:left="720" w:hanging="360"/>
       </w:pPr>
       <w:r>
@@ -2640,7 +2644,7 @@
           <w:ilvl w:val="0"/>
           <w:numId w:val="3"/>
         </w:numPr>
-        <w:spacing w:after="0" w:afterAutospacing="0" w:before="0" w:beforeAutospacing="0" w:lineRule="auto"/>
+        <w:spacing w:after="0" w:afterAutospacing="0" w:before="0" w:beforeAutospacing="0" w:line="360" w:lineRule="auto"/>
         <w:ind w:left="720" w:hanging="360"/>
       </w:pPr>
       <w:r>
@@ -2664,7 +2668,7 @@
           <w:ilvl w:val="0"/>
           <w:numId w:val="3"/>
         </w:numPr>
-        <w:spacing w:after="0" w:afterAutospacing="0" w:before="0" w:beforeAutospacing="0" w:lineRule="auto"/>
+        <w:spacing w:after="0" w:afterAutospacing="0" w:before="0" w:beforeAutospacing="0" w:line="360" w:lineRule="auto"/>
         <w:ind w:left="720" w:hanging="360"/>
       </w:pPr>
       <w:r>
@@ -2688,7 +2692,7 @@
           <w:ilvl w:val="0"/>
           <w:numId w:val="3"/>
         </w:numPr>
-        <w:spacing w:after="240" w:before="0" w:beforeAutospacing="0" w:lineRule="auto"/>
+        <w:spacing w:after="240" w:before="0" w:beforeAutospacing="0" w:line="360" w:lineRule="auto"/>
         <w:ind w:left="720" w:hanging="360"/>
       </w:pPr>
       <w:r>
@@ -2711,7 +2715,7 @@
         <w:pStyle w:val="Heading4"/>
         <w:keepNext w:val="0"/>
         <w:keepLines w:val="0"/>
-        <w:spacing w:after="40" w:before="240" w:lineRule="auto"/>
+        <w:spacing w:after="40" w:before="240" w:line="360" w:lineRule="auto"/>
         <w:rPr>
           <w:b w:val="1"/>
           <w:color w:val="000000"/>
@@ -2734,7 +2738,7 @@
     </w:p>
     <w:p>
       <w:pPr>
-        <w:spacing w:after="240" w:before="240" w:lineRule="auto"/>
+        <w:spacing w:after="240" w:before="240" w:line="360" w:lineRule="auto"/>
         <w:rPr/>
       </w:pPr>
       <w:r>
@@ -2750,7 +2754,7 @@
           <w:ilvl w:val="0"/>
           <w:numId w:val="6"/>
         </w:numPr>
-        <w:spacing w:after="0" w:afterAutospacing="0" w:before="240" w:lineRule="auto"/>
+        <w:spacing w:after="0" w:afterAutospacing="0" w:before="240" w:line="360" w:lineRule="auto"/>
         <w:ind w:left="720" w:hanging="360"/>
       </w:pPr>
       <w:r>
@@ -2767,7 +2771,7 @@
           <w:ilvl w:val="0"/>
           <w:numId w:val="6"/>
         </w:numPr>
-        <w:spacing w:after="0" w:afterAutospacing="0" w:before="0" w:beforeAutospacing="0" w:lineRule="auto"/>
+        <w:spacing w:after="0" w:afterAutospacing="0" w:before="0" w:beforeAutospacing="0" w:line="360" w:lineRule="auto"/>
         <w:ind w:left="720" w:hanging="360"/>
       </w:pPr>
       <w:r>
@@ -2784,7 +2788,7 @@
           <w:ilvl w:val="0"/>
           <w:numId w:val="6"/>
         </w:numPr>
-        <w:spacing w:after="240" w:before="0" w:beforeAutospacing="0" w:lineRule="auto"/>
+        <w:spacing w:after="240" w:before="0" w:beforeAutospacing="0" w:line="360" w:lineRule="auto"/>
         <w:ind w:left="720" w:hanging="360"/>
       </w:pPr>
       <w:r>
@@ -2800,7 +2804,7 @@
         <w:pStyle w:val="Heading4"/>
         <w:keepNext w:val="0"/>
         <w:keepLines w:val="0"/>
-        <w:spacing w:after="40" w:before="240" w:lineRule="auto"/>
+        <w:spacing w:after="40" w:before="240" w:line="360" w:lineRule="auto"/>
         <w:rPr>
           <w:b w:val="1"/>
           <w:color w:val="000000"/>
@@ -2823,7 +2827,7 @@
     </w:p>
     <w:p>
       <w:pPr>
-        <w:spacing w:after="240" w:before="240" w:lineRule="auto"/>
+        <w:spacing w:after="240" w:before="240" w:line="360" w:lineRule="auto"/>
         <w:rPr/>
       </w:pPr>
       <w:r>
@@ -2838,7 +2842,7 @@
         <w:pStyle w:val="Heading4"/>
         <w:keepNext w:val="0"/>
         <w:keepLines w:val="0"/>
-        <w:spacing w:after="40" w:before="240" w:lineRule="auto"/>
+        <w:spacing w:after="40" w:before="240" w:line="360" w:lineRule="auto"/>
         <w:rPr>
           <w:b w:val="1"/>
           <w:color w:val="000000"/>
@@ -2861,7 +2865,7 @@
     </w:p>
     <w:p>
       <w:pPr>
-        <w:spacing w:after="240" w:before="240" w:lineRule="auto"/>
+        <w:spacing w:after="240" w:before="240" w:line="360" w:lineRule="auto"/>
         <w:rPr/>
       </w:pPr>
       <w:r>
@@ -2882,7 +2886,7 @@
         <w:pStyle w:val="Heading4"/>
         <w:keepNext w:val="0"/>
         <w:keepLines w:val="0"/>
-        <w:spacing w:after="40" w:before="240" w:lineRule="auto"/>
+        <w:spacing w:after="40" w:before="240" w:line="360" w:lineRule="auto"/>
         <w:rPr>
           <w:b w:val="1"/>
           <w:color w:val="000000"/>
@@ -2905,7 +2909,7 @@
     </w:p>
     <w:p>
       <w:pPr>
-        <w:spacing w:after="240" w:before="240" w:lineRule="auto"/>
+        <w:spacing w:after="240" w:before="240" w:line="360" w:lineRule="auto"/>
         <w:rPr/>
       </w:pPr>
       <w:r>
@@ -2921,7 +2925,7 @@
           <w:ilvl w:val="0"/>
           <w:numId w:val="7"/>
         </w:numPr>
-        <w:spacing w:after="0" w:afterAutospacing="0" w:before="240" w:lineRule="auto"/>
+        <w:spacing w:after="0" w:afterAutospacing="0" w:before="240" w:line="360" w:lineRule="auto"/>
         <w:ind w:left="720" w:hanging="360"/>
       </w:pPr>
       <w:r>
@@ -2945,7 +2949,7 @@
           <w:ilvl w:val="0"/>
           <w:numId w:val="7"/>
         </w:numPr>
-        <w:spacing w:after="240" w:before="0" w:beforeAutospacing="0" w:lineRule="auto"/>
+        <w:spacing w:after="240" w:before="0" w:beforeAutospacing="0" w:line="360" w:lineRule="auto"/>
         <w:ind w:left="720" w:hanging="360"/>
       </w:pPr>
       <w:r>
@@ -2967,7 +2971,7 @@
         <w:pStyle w:val="Heading4"/>
         <w:keepNext w:val="0"/>
         <w:keepLines w:val="0"/>
-        <w:spacing w:after="40" w:before="240" w:lineRule="auto"/>
+        <w:spacing w:after="40" w:before="240" w:line="360" w:lineRule="auto"/>
         <w:rPr>
           <w:b w:val="1"/>
           <w:color w:val="000000"/>
@@ -2990,6 +2994,7 @@
     </w:p>
     <w:p>
       <w:pPr>
+        <w:spacing w:line="360" w:lineRule="auto"/>
         <w:rPr/>
       </w:pPr>
       <w:r>
@@ -3001,6 +3006,7 @@
     </w:p>
     <w:p>
       <w:pPr>
+        <w:spacing w:line="360" w:lineRule="auto"/>
         <w:rPr/>
       </w:pPr>
       <w:r>
@@ -3011,6 +3017,7 @@
     </w:p>
     <w:p>
       <w:pPr>
+        <w:spacing w:line="360" w:lineRule="auto"/>
         <w:rPr/>
       </w:pPr>
       <w:r>
@@ -3022,6 +3029,7 @@
     </w:p>
     <w:p>
       <w:pPr>
+        <w:spacing w:line="360" w:lineRule="auto"/>
         <w:rPr/>
       </w:pPr>
       <w:r>
@@ -3032,6 +3040,7 @@
     </w:p>
     <w:p>
       <w:pPr>
+        <w:spacing w:line="360" w:lineRule="auto"/>
         <w:rPr/>
       </w:pPr>
       <w:r>
@@ -3046,7 +3055,7 @@
         <w:pStyle w:val="Heading3"/>
         <w:keepNext w:val="0"/>
         <w:keepLines w:val="0"/>
-        <w:spacing w:before="280" w:lineRule="auto"/>
+        <w:spacing w:before="280" w:line="360" w:lineRule="auto"/>
         <w:rPr>
           <w:b w:val="1"/>
           <w:color w:val="000000"/>
@@ -3069,7 +3078,7 @@
     </w:p>
     <w:p>
       <w:pPr>
-        <w:spacing w:after="240" w:before="240" w:lineRule="auto"/>
+        <w:spacing w:after="240" w:before="240" w:line="360" w:lineRule="auto"/>
         <w:rPr/>
       </w:pPr>
       <w:r>
@@ -3081,7 +3090,7 @@
     </w:p>
     <w:p>
       <w:pPr>
-        <w:spacing w:after="240" w:before="240" w:lineRule="auto"/>
+        <w:spacing w:after="240" w:before="240" w:line="360" w:lineRule="auto"/>
         <w:rPr/>
       </w:pPr>
       <w:r>
@@ -3093,7 +3102,7 @@
     </w:p>
     <w:p>
       <w:pPr>
-        <w:spacing w:after="240" w:before="240" w:lineRule="auto"/>
+        <w:spacing w:after="240" w:before="240" w:line="360" w:lineRule="auto"/>
         <w:rPr/>
       </w:pPr>
       <w:r>
@@ -3107,7 +3116,7 @@
         <w:pStyle w:val="Heading3"/>
         <w:keepNext w:val="0"/>
         <w:keepLines w:val="0"/>
-        <w:spacing w:before="280" w:lineRule="auto"/>
+        <w:spacing w:before="280" w:line="360" w:lineRule="auto"/>
         <w:rPr>
           <w:b w:val="1"/>
           <w:color w:val="000000"/>
@@ -3115,8 +3124,30 @@
           <w:szCs w:val="26"/>
         </w:rPr>
       </w:pPr>
-      <w:bookmarkStart w:colFirst="0" w:colLast="0" w:name="_75xq70k32pa5" w:id="24"/>
+      <w:bookmarkStart w:colFirst="0" w:colLast="0" w:name="_t7omi5qcmgu9" w:id="24"/>
       <w:bookmarkEnd w:id="24"/>
+      <w:r>
+        <w:rPr>
+          <w:rtl w:val="0"/>
+        </w:rPr>
+      </w:r>
+    </w:p>
+    <w:p>
+      <w:pPr>
+        <w:spacing w:line="360" w:lineRule="auto"/>
+        <w:rPr/>
+      </w:pPr>
+      <w:r>
+        <w:rPr>
+          <w:rtl w:val="0"/>
+        </w:rPr>
+      </w:r>
+    </w:p>
+    <w:p>
+      <w:pPr>
+        <w:spacing w:line="360" w:lineRule="auto"/>
+        <w:rPr/>
+      </w:pPr>
       <w:r>
         <w:rPr>
           <w:rtl w:val="0"/>
@@ -3128,7 +3159,7 @@
         <w:pStyle w:val="Heading3"/>
         <w:keepNext w:val="0"/>
         <w:keepLines w:val="0"/>
-        <w:spacing w:before="280" w:lineRule="auto"/>
+        <w:spacing w:before="280" w:line="360" w:lineRule="auto"/>
         <w:rPr>
           <w:b w:val="1"/>
           <w:color w:val="000000"/>
@@ -3149,7 +3180,7 @@
         <w:pStyle w:val="Heading3"/>
         <w:keepNext w:val="0"/>
         <w:keepLines w:val="0"/>
-        <w:spacing w:before="280" w:lineRule="auto"/>
+        <w:spacing w:before="280" w:line="360" w:lineRule="auto"/>
         <w:rPr>
           <w:b w:val="1"/>
           <w:color w:val="000000"/>
@@ -3172,7 +3203,7 @@
     </w:p>
     <w:p>
       <w:pPr>
-        <w:spacing w:after="240" w:before="240" w:lineRule="auto"/>
+        <w:spacing w:after="240" w:before="240" w:line="360" w:lineRule="auto"/>
         <w:rPr/>
       </w:pPr>
       <w:r>
@@ -3192,7 +3223,7 @@
     </w:p>
     <w:p>
       <w:pPr>
-        <w:spacing w:after="240" w:before="240" w:lineRule="auto"/>
+        <w:spacing w:after="240" w:before="240" w:line="360" w:lineRule="auto"/>
         <w:rPr/>
       </w:pPr>
       <w:r>
@@ -3212,7 +3243,7 @@
     </w:p>
     <w:p>
       <w:pPr>
-        <w:spacing w:after="240" w:before="240" w:lineRule="auto"/>
+        <w:spacing w:after="240" w:before="240" w:line="360" w:lineRule="auto"/>
         <w:rPr/>
       </w:pPr>
       <w:r>
@@ -3236,12 +3267,68 @@
       </w:r>
     </w:p>
     <w:sectPr>
+      <w:headerReference r:id="rId6" w:type="first"/>
+      <w:footerReference r:id="rId7" w:type="default"/>
+      <w:footerReference r:id="rId8" w:type="first"/>
       <w:pgSz w:h="16834" w:w="11909" w:orient="portrait"/>
       <w:pgMar w:bottom="1440" w:top="1440" w:left="1440" w:right="1440" w:header="720" w:footer="720"/>
       <w:pgNumType w:start="1"/>
+      <w:titlePg w:val="1"/>
     </w:sectPr>
   </w:body>
 </w:document>
+</file>
+
+<file path=word/footer1.xml><?xml version="1.0" encoding="utf-8"?>
+<w:ftr xmlns:mc="http://schemas.openxmlformats.org/markup-compatibility/2006" xmlns:o="urn:schemas-microsoft-com:office:office" xmlns:r="http://schemas.openxmlformats.org/officeDocument/2006/relationships" xmlns:m="http://schemas.openxmlformats.org/officeDocument/2006/math" xmlns:v="urn:schemas-microsoft-com:vml" xmlns:wp="http://schemas.openxmlformats.org/drawingml/2006/wordprocessingDrawing" xmlns:w10="urn:schemas-microsoft-com:office:word" xmlns:w="http://schemas.openxmlformats.org/wordprocessingml/2006/main" xmlns:wne="http://schemas.microsoft.com/office/word/2006/wordml" xmlns:sl="http://schemas.openxmlformats.org/schemaLibrary/2006/main" xmlns:a="http://schemas.openxmlformats.org/drawingml/2006/main" xmlns:pic="http://schemas.openxmlformats.org/drawingml/2006/picture" xmlns:c="http://schemas.openxmlformats.org/drawingml/2006/chart" xmlns:lc="http://schemas.openxmlformats.org/drawingml/2006/lockedCanvas" xmlns:dgm="http://schemas.openxmlformats.org/drawingml/2006/diagram" xmlns:wps="http://schemas.microsoft.com/office/word/2010/wordprocessingShape" xmlns:wpg="http://schemas.microsoft.com/office/word/2010/wordprocessingGroup" xmlns:w14="http://schemas.microsoft.com/office/word/2010/wordml" xmlns:w15="http://schemas.microsoft.com/office/word/2012/wordml" xmlns:w16="http://schemas.microsoft.com/office/word/2018/wordml" xmlns:w16cex="http://schemas.microsoft.com/office/word/2018/wordml/cex" xmlns:w16cid="http://schemas.microsoft.com/office/word/2016/wordml/cid" xmlns="http://schemas.microsoft.com/office/tasks/2019/documenttasks" xmlns:cr="http://schemas.microsoft.com/office/comments/2020/reactions">
+  <w:p>
+    <w:pPr>
+      <w:rPr/>
+    </w:pPr>
+    <w:r>
+      <w:rPr/>
+      <w:fldChar w:fldCharType="begin"/>
+      <w:instrText xml:space="preserve">PAGE</w:instrText>
+      <w:fldChar w:fldCharType="separate"/>
+      <w:fldChar w:fldCharType="end"/>
+    </w:r>
+    <w:r>
+      <w:rPr>
+        <w:rtl w:val="0"/>
+      </w:rPr>
+    </w:r>
+  </w:p>
+</w:ftr>
+</file>
+
+<file path=word/footer2.xml><?xml version="1.0" encoding="utf-8"?>
+<w:ftr xmlns:mc="http://schemas.openxmlformats.org/markup-compatibility/2006" xmlns:o="urn:schemas-microsoft-com:office:office" xmlns:r="http://schemas.openxmlformats.org/officeDocument/2006/relationships" xmlns:m="http://schemas.openxmlformats.org/officeDocument/2006/math" xmlns:v="urn:schemas-microsoft-com:vml" xmlns:wp="http://schemas.openxmlformats.org/drawingml/2006/wordprocessingDrawing" xmlns:w10="urn:schemas-microsoft-com:office:word" xmlns:w="http://schemas.openxmlformats.org/wordprocessingml/2006/main" xmlns:wne="http://schemas.microsoft.com/office/word/2006/wordml" xmlns:sl="http://schemas.openxmlformats.org/schemaLibrary/2006/main" xmlns:a="http://schemas.openxmlformats.org/drawingml/2006/main" xmlns:pic="http://schemas.openxmlformats.org/drawingml/2006/picture" xmlns:c="http://schemas.openxmlformats.org/drawingml/2006/chart" xmlns:lc="http://schemas.openxmlformats.org/drawingml/2006/lockedCanvas" xmlns:dgm="http://schemas.openxmlformats.org/drawingml/2006/diagram" xmlns:wps="http://schemas.microsoft.com/office/word/2010/wordprocessingShape" xmlns:wpg="http://schemas.microsoft.com/office/word/2010/wordprocessingGroup" xmlns:w14="http://schemas.microsoft.com/office/word/2010/wordml" xmlns:w15="http://schemas.microsoft.com/office/word/2012/wordml" xmlns:w16="http://schemas.microsoft.com/office/word/2018/wordml" xmlns:w16cex="http://schemas.microsoft.com/office/word/2018/wordml/cex" xmlns:w16cid="http://schemas.microsoft.com/office/word/2016/wordml/cid" xmlns="http://schemas.microsoft.com/office/tasks/2019/documenttasks" xmlns:cr="http://schemas.microsoft.com/office/comments/2020/reactions">
+  <w:p>
+    <w:pPr>
+      <w:rPr/>
+    </w:pPr>
+    <w:r>
+      <w:rPr>
+        <w:rtl w:val="0"/>
+      </w:rPr>
+    </w:r>
+  </w:p>
+</w:ftr>
+</file>
+
+<file path=word/header1.xml><?xml version="1.0" encoding="utf-8"?>
+<w:hdr xmlns:mc="http://schemas.openxmlformats.org/markup-compatibility/2006" xmlns:o="urn:schemas-microsoft-com:office:office" xmlns:r="http://schemas.openxmlformats.org/officeDocument/2006/relationships" xmlns:m="http://schemas.openxmlformats.org/officeDocument/2006/math" xmlns:v="urn:schemas-microsoft-com:vml" xmlns:wp="http://schemas.openxmlformats.org/drawingml/2006/wordprocessingDrawing" xmlns:w10="urn:schemas-microsoft-com:office:word" xmlns:w="http://schemas.openxmlformats.org/wordprocessingml/2006/main" xmlns:wne="http://schemas.microsoft.com/office/word/2006/wordml" xmlns:sl="http://schemas.openxmlformats.org/schemaLibrary/2006/main" xmlns:a="http://schemas.openxmlformats.org/drawingml/2006/main" xmlns:pic="http://schemas.openxmlformats.org/drawingml/2006/picture" xmlns:c="http://schemas.openxmlformats.org/drawingml/2006/chart" xmlns:lc="http://schemas.openxmlformats.org/drawingml/2006/lockedCanvas" xmlns:dgm="http://schemas.openxmlformats.org/drawingml/2006/diagram" xmlns:wps="http://schemas.microsoft.com/office/word/2010/wordprocessingShape" xmlns:wpg="http://schemas.microsoft.com/office/word/2010/wordprocessingGroup" xmlns:w14="http://schemas.microsoft.com/office/word/2010/wordml" xmlns:w15="http://schemas.microsoft.com/office/word/2012/wordml" xmlns:w16="http://schemas.microsoft.com/office/word/2018/wordml" xmlns:w16cex="http://schemas.microsoft.com/office/word/2018/wordml/cex" xmlns:w16cid="http://schemas.microsoft.com/office/word/2016/wordml/cid" xmlns="http://schemas.microsoft.com/office/tasks/2019/documenttasks" xmlns:cr="http://schemas.microsoft.com/office/comments/2020/reactions">
+  <w:p>
+    <w:pPr>
+      <w:rPr/>
+    </w:pPr>
+    <w:r>
+      <w:rPr>
+        <w:rtl w:val="0"/>
+      </w:rPr>
+    </w:r>
+  </w:p>
+</w:hdr>
 </file>
 
 <file path=word/numbering.xml><?xml version="1.0" encoding="utf-8"?>
